--- a/por/docx/61.content.docx
+++ b/por/docx/61.content.docx
@@ -2332,18 +2332,12 @@
         </w:rPr>
         <w:t xml:space="preserve">" indica que este versículo fornece a razão para o resultado esperado, que é a ordem de Pedro em </w:t>
       </w:r>
-      <w:hyperlink r:id="rId13">
-        <w:r>
-          <w:rPr>
-            <w:lang w:val="pt_PT" w:bidi="pt_PT"/>
-          </w:rPr>
-          <w:rPr>
-            <w:color w:val="0000EE"/>
-            <w:u w:val="single"/>
-          </w:rPr>
-          <w:t>1.5–7</w:t>
-        </w:r>
-      </w:hyperlink>
+      <w:r>
+        <w:rPr>
+          <w:lang w:val="pt_PT" w:bidi="pt_PT"/>
+        </w:rPr>
+        <w:t>1.5–7</w:t>
+      </w:r>
       <w:r>
         <w:rPr>
           <w:lang w:val="pt_PT" w:bidi="pt_PT"/>
@@ -7939,18 +7933,12 @@
         </w:rPr>
         <w:t xml:space="preserve"> aqui indica que Pedro está dando uma razão pela qual seu público deve obedecer a ordem dada em </w:t>
       </w:r>
-      <w:hyperlink r:id="rId13">
-        <w:r>
-          <w:rPr>
-            <w:lang w:val="pt_PT" w:bidi="pt_PT"/>
-          </w:rPr>
-          <w:rPr>
-            <w:color w:val="0000EE"/>
-            <w:u w:val="single"/>
-          </w:rPr>
-          <w:t>1.5–7</w:t>
-        </w:r>
-      </w:hyperlink>
+      <w:r>
+        <w:rPr>
+          <w:lang w:val="pt_PT" w:bidi="pt_PT"/>
+        </w:rPr>
+        <w:t>1.5–7</w:t>
+      </w:r>
       <w:r>
         <w:rPr>
           <w:lang w:val="pt_PT" w:bidi="pt_PT"/>
@@ -8230,18 +8218,12 @@
         </w:rPr>
         <w:t xml:space="preserve"> e amor que Pedro mencionou em </w:t>
       </w:r>
-      <w:hyperlink r:id="rId13">
-        <w:r>
-          <w:rPr>
-            <w:lang w:val="pt_PT" w:bidi="pt_PT"/>
-          </w:rPr>
-          <w:rPr>
-            <w:color w:val="0000EE"/>
-            <w:u w:val="single"/>
-          </w:rPr>
-          <w:t>1.5–7</w:t>
-        </w:r>
-      </w:hyperlink>
+      <w:r>
+        <w:rPr>
+          <w:lang w:val="pt_PT" w:bidi="pt_PT"/>
+        </w:rPr>
+        <w:t>1.5–7</w:t>
+      </w:r>
       <w:r>
         <w:rPr>
           <w:lang w:val="pt_PT" w:bidi="pt_PT"/>
@@ -8883,36 +8865,24 @@
         </w:rPr>
         <w:t xml:space="preserve">" indica que Pedro está apresentando outra razão pela qual seu público deve obedecer a ordem dada em </w:t>
       </w:r>
-      <w:hyperlink r:id="rId13">
-        <w:r>
-          <w:rPr>
-            <w:lang w:val="pt_PT" w:bidi="pt_PT"/>
-          </w:rPr>
-          <w:rPr>
-            <w:color w:val="0000EE"/>
-            <w:u w:val="single"/>
-          </w:rPr>
-          <w:t>1.5–7</w:t>
-        </w:r>
-      </w:hyperlink>
+      <w:r>
+        <w:rPr>
+          <w:lang w:val="pt_PT" w:bidi="pt_PT"/>
+        </w:rPr>
+        <w:t>1.5–7</w:t>
+      </w:r>
       <w:r>
         <w:rPr>
           <w:lang w:val="pt_PT" w:bidi="pt_PT"/>
         </w:rPr>
         <w:t xml:space="preserve">. Pedro apresentou uma razão positiva em </w:t>
       </w:r>
-      <w:hyperlink r:id="rId14">
-        <w:r>
-          <w:rPr>
-            <w:lang w:val="pt_PT" w:bidi="pt_PT"/>
-          </w:rPr>
-          <w:rPr>
-            <w:color w:val="0000EE"/>
-            <w:u w:val="single"/>
-          </w:rPr>
-          <w:t>1.8</w:t>
-        </w:r>
-      </w:hyperlink>
+      <w:r>
+        <w:rPr>
+          <w:lang w:val="pt_PT" w:bidi="pt_PT"/>
+        </w:rPr>
+        <w:t>1.8</w:t>
+      </w:r>
       <w:r>
         <w:rPr>
           <w:lang w:val="pt_PT" w:bidi="pt_PT"/>
@@ -9180,18 +9150,12 @@
         </w:rPr>
         <w:t xml:space="preserve">, perseverança, devoção a Deus, amizade cristã e amor, que Pedro mencionou em </w:t>
       </w:r>
-      <w:hyperlink r:id="rId13">
-        <w:r>
-          <w:rPr>
-            <w:lang w:val="pt_PT" w:bidi="pt_PT"/>
-          </w:rPr>
-          <w:rPr>
-            <w:color w:val="0000EE"/>
-            <w:u w:val="single"/>
-          </w:rPr>
-          <w:t>1.5–7</w:t>
-        </w:r>
-      </w:hyperlink>
+      <w:r>
+        <w:rPr>
+          <w:lang w:val="pt_PT" w:bidi="pt_PT"/>
+        </w:rPr>
+        <w:t>1.5–7</w:t>
+      </w:r>
       <w:r>
         <w:rPr>
           <w:lang w:val="pt_PT" w:bidi="pt_PT"/>
@@ -9970,18 +9934,12 @@
         </w:rPr>
         <w:t xml:space="preserve"> para introduzir uma descrição do que seus leitores devem fazer como resultado do que ele acabou de dizer. Ele está se referindo especificamente às duas razões para a obediência dadas em </w:t>
       </w:r>
-      <w:hyperlink r:id="rId15">
-        <w:r>
-          <w:rPr>
-            <w:lang w:val="pt_PT" w:bidi="pt_PT"/>
-          </w:rPr>
-          <w:rPr>
-            <w:color w:val="0000EE"/>
-            <w:u w:val="single"/>
-          </w:rPr>
-          <w:t>1.8–9</w:t>
-        </w:r>
-      </w:hyperlink>
+      <w:r>
+        <w:rPr>
+          <w:lang w:val="pt_PT" w:bidi="pt_PT"/>
+        </w:rPr>
+        <w:t>1.8–9</w:t>
+      </w:r>
       <w:r>
         <w:rPr>
           <w:lang w:val="pt_PT" w:bidi="pt_PT"/>
@@ -10486,18 +10444,12 @@
         </w:rPr>
         <w:t xml:space="preserve"> refere-se à fé, bondade, conhecimento, domínio próprio, perseverança, devoção a Deus, amizade cristã e amor que Pedro mencionou em </w:t>
       </w:r>
-      <w:hyperlink r:id="rId13">
-        <w:r>
-          <w:rPr>
-            <w:lang w:val="pt_PT" w:bidi="pt_PT"/>
-          </w:rPr>
-          <w:rPr>
-            <w:color w:val="0000EE"/>
-            <w:u w:val="single"/>
-          </w:rPr>
-          <w:t>1.5–7</w:t>
-        </w:r>
-      </w:hyperlink>
+      <w:r>
+        <w:rPr>
+          <w:lang w:val="pt_PT" w:bidi="pt_PT"/>
+        </w:rPr>
+        <w:t>1.5–7</w:t>
+      </w:r>
       <w:r>
         <w:rPr>
           <w:lang w:val="pt_PT" w:bidi="pt_PT"/>
@@ -10981,36 +10933,24 @@
         </w:rPr>
         <w:t xml:space="preserve">" indica que Pedro está apresentando uma razão pela qual seus leitores devem buscar obedecer as ordens dadas em </w:t>
       </w:r>
-      <w:hyperlink r:id="rId13">
-        <w:r>
-          <w:rPr>
-            <w:lang w:val="pt_PT" w:bidi="pt_PT"/>
-          </w:rPr>
-          <w:rPr>
-            <w:color w:val="0000EE"/>
-            <w:u w:val="single"/>
-          </w:rPr>
-          <w:t>1.5–7</w:t>
-        </w:r>
-      </w:hyperlink>
+      <w:r>
+        <w:rPr>
+          <w:lang w:val="pt_PT" w:bidi="pt_PT"/>
+        </w:rPr>
+        <w:t>1.5–7</w:t>
+      </w:r>
       <w:r>
         <w:rPr>
           <w:lang w:val="pt_PT" w:bidi="pt_PT"/>
         </w:rPr>
         <w:t xml:space="preserve"> e </w:t>
       </w:r>
-      <w:hyperlink r:id="rId16">
-        <w:r>
-          <w:rPr>
-            <w:lang w:val="pt_PT" w:bidi="pt_PT"/>
-          </w:rPr>
-          <w:rPr>
-            <w:color w:val="0000EE"/>
-            <w:u w:val="single"/>
-          </w:rPr>
-          <w:t>1.10</w:t>
-        </w:r>
-      </w:hyperlink>
+      <w:r>
+        <w:rPr>
+          <w:lang w:val="pt_PT" w:bidi="pt_PT"/>
+        </w:rPr>
+        <w:t>1.10</w:t>
+      </w:r>
       <w:r>
         <w:rPr>
           <w:lang w:val="pt_PT" w:bidi="pt_PT"/>
@@ -11128,18 +11068,12 @@
         </w:rPr>
         <w:t xml:space="preserve"> refere-se ao modo de viver que inclui a fé, bondade, conhecimento, domínio próprio, perseverança, devoção a Deus, amizade cristã e amor, que Pedro mencionou em </w:t>
       </w:r>
-      <w:hyperlink r:id="rId13">
-        <w:r>
-          <w:rPr>
-            <w:lang w:val="pt_PT" w:bidi="pt_PT"/>
-          </w:rPr>
-          <w:rPr>
-            <w:color w:val="0000EE"/>
-            <w:u w:val="single"/>
-          </w:rPr>
-          <w:t>1.5–7</w:t>
-        </w:r>
-      </w:hyperlink>
+      <w:r>
+        <w:rPr>
+          <w:lang w:val="pt_PT" w:bidi="pt_PT"/>
+        </w:rPr>
+        <w:t>1.5–7</w:t>
+      </w:r>
       <w:r>
         <w:rPr>
           <w:lang w:val="pt_PT" w:bidi="pt_PT"/>
@@ -11494,36 +11428,24 @@
         </w:rPr>
         <w:t xml:space="preserve"> para introduzir o propósito de sua carta. Ele quer encorajar seus leitores a fazerem tudo o que ele disse em </w:t>
       </w:r>
-      <w:hyperlink r:id="rId17">
-        <w:r>
-          <w:rPr>
-            <w:lang w:val="pt_PT" w:bidi="pt_PT"/>
-          </w:rPr>
-          <w:rPr>
-            <w:color w:val="0000EE"/>
-            <w:u w:val="single"/>
-          </w:rPr>
-          <w:t>1.5–10</w:t>
-        </w:r>
-      </w:hyperlink>
+      <w:r>
+        <w:rPr>
+          <w:lang w:val="pt_PT" w:bidi="pt_PT"/>
+        </w:rPr>
+        <w:t>1.5–10</w:t>
+      </w:r>
       <w:r>
         <w:rPr>
           <w:lang w:val="pt_PT" w:bidi="pt_PT"/>
         </w:rPr>
         <w:t xml:space="preserve">, especialmente por causa da promessa em </w:t>
       </w:r>
-      <w:hyperlink r:id="rId18">
-        <w:r>
-          <w:rPr>
-            <w:lang w:val="pt_PT" w:bidi="pt_PT"/>
-          </w:rPr>
-          <w:rPr>
-            <w:color w:val="0000EE"/>
-            <w:u w:val="single"/>
-          </w:rPr>
-          <w:t>1.11</w:t>
-        </w:r>
-      </w:hyperlink>
+      <w:r>
+        <w:rPr>
+          <w:lang w:val="pt_PT" w:bidi="pt_PT"/>
+        </w:rPr>
+        <w:t>1.11</w:t>
+      </w:r>
       <w:r>
         <w:rPr>
           <w:lang w:val="pt_PT" w:bidi="pt_PT"/>
@@ -11641,18 +11563,12 @@
         </w:rPr>
         <w:t xml:space="preserve"> refere-se ao que Pedro afirmou nos versículos anteriores, especificamente à fé, bondade, conhecimento, domínio próprio, perseverança, devoção a Deus, amizade cristã e amor, que Pedro mencionou em </w:t>
       </w:r>
-      <w:hyperlink r:id="rId13">
-        <w:r>
-          <w:rPr>
-            <w:lang w:val="pt_PT" w:bidi="pt_PT"/>
-          </w:rPr>
-          <w:rPr>
-            <w:color w:val="0000EE"/>
-            <w:u w:val="single"/>
-          </w:rPr>
-          <w:t>1.5–7</w:t>
-        </w:r>
-      </w:hyperlink>
+      <w:r>
+        <w:rPr>
+          <w:lang w:val="pt_PT" w:bidi="pt_PT"/>
+        </w:rPr>
+        <w:t>1.5–7</w:t>
+      </w:r>
       <w:r>
         <w:rPr>
           <w:lang w:val="pt_PT" w:bidi="pt_PT"/>
@@ -12878,18 +12794,12 @@
         </w:rPr>
         <w:t xml:space="preserve">Nesta oração, Pedro está dando uma razão pela qual ele sempre lembrará seu público das verdades doutrinárias nesta carta, especificamente fé, bondade, conhecimento, domínio próprio, perseverança, devoção a Deus, amizade cristã e amor, que Pedro mencionou em </w:t>
       </w:r>
-      <w:hyperlink r:id="rId13">
-        <w:r>
-          <w:rPr>
-            <w:lang w:val="pt_PT" w:bidi="pt_PT"/>
-          </w:rPr>
-          <w:rPr>
-            <w:color w:val="0000EE"/>
-            <w:u w:val="single"/>
-          </w:rPr>
-          <w:t>1.5–7</w:t>
-        </w:r>
-      </w:hyperlink>
+      <w:r>
+        <w:rPr>
+          <w:lang w:val="pt_PT" w:bidi="pt_PT"/>
+        </w:rPr>
+        <w:t>1.5–7</w:t>
+      </w:r>
       <w:r>
         <w:rPr>
           <w:lang w:val="pt_PT" w:bidi="pt_PT"/>
@@ -13641,18 +13551,12 @@
         </w:rPr>
         <w:t xml:space="preserve"> refere-se ao que Pedro disse nos versículos anteriores, especificamente à fé, bondade, conhecimento, domínio próprio, perseverança, devoção a Deus, amizade cristã e amor, que Pedro mencionou em </w:t>
       </w:r>
-      <w:hyperlink r:id="rId13">
-        <w:r>
-          <w:rPr>
-            <w:lang w:val="pt_PT" w:bidi="pt_PT"/>
-          </w:rPr>
-          <w:rPr>
-            <w:color w:val="0000EE"/>
-            <w:u w:val="single"/>
-          </w:rPr>
-          <w:t>1.5–7</w:t>
-        </w:r>
-      </w:hyperlink>
+      <w:r>
+        <w:rPr>
+          <w:lang w:val="pt_PT" w:bidi="pt_PT"/>
+        </w:rPr>
+        <w:t>1.5–7</w:t>
+      </w:r>
       <w:r>
         <w:rPr>
           <w:lang w:val="pt_PT" w:bidi="pt_PT"/>
@@ -13921,36 +13825,24 @@
         </w:rPr>
         <w:t xml:space="preserve">" indica que em </w:t>
       </w:r>
-      <w:hyperlink r:id="rId19">
-        <w:r>
-          <w:rPr>
-            <w:lang w:val="pt_PT" w:bidi="pt_PT"/>
-          </w:rPr>
-          <w:rPr>
-            <w:color w:val="0000EE"/>
-            <w:u w:val="single"/>
-          </w:rPr>
-          <w:t>1.16–21</w:t>
-        </w:r>
-      </w:hyperlink>
+      <w:r>
+        <w:rPr>
+          <w:lang w:val="pt_PT" w:bidi="pt_PT"/>
+        </w:rPr>
+        <w:t>1.16–21</w:t>
+      </w:r>
       <w:r>
         <w:rPr>
           <w:lang w:val="pt_PT" w:bidi="pt_PT"/>
         </w:rPr>
         <w:t xml:space="preserve"> Pedro explica aos crentes por que eles devem se lembrar “dessas coisas”, que foram mencionadas em </w:t>
       </w:r>
-      <w:hyperlink r:id="rId13">
-        <w:r>
-          <w:rPr>
-            <w:lang w:val="pt_PT" w:bidi="pt_PT"/>
-          </w:rPr>
-          <w:rPr>
-            <w:color w:val="0000EE"/>
-            <w:u w:val="single"/>
-          </w:rPr>
-          <w:t>1.5–7</w:t>
-        </w:r>
-      </w:hyperlink>
+      <w:r>
+        <w:rPr>
+          <w:lang w:val="pt_PT" w:bidi="pt_PT"/>
+        </w:rPr>
+        <w:t>1.5–7</w:t>
+      </w:r>
       <w:r>
         <w:rPr>
           <w:lang w:val="pt_PT" w:bidi="pt_PT"/>
@@ -14902,18 +14794,12 @@
         </w:rPr>
         <w:t xml:space="preserve">" indica que o que segue em </w:t>
       </w:r>
-      <w:hyperlink r:id="rId20">
-        <w:r>
-          <w:rPr>
-            <w:lang w:val="pt_PT" w:bidi="pt_PT"/>
-          </w:rPr>
-          <w:rPr>
-            <w:color w:val="0000EE"/>
-            <w:u w:val="single"/>
-          </w:rPr>
-          <w:t>1.17–18</w:t>
-        </w:r>
-      </w:hyperlink>
+      <w:r>
+        <w:rPr>
+          <w:lang w:val="pt_PT" w:bidi="pt_PT"/>
+        </w:rPr>
+        <w:t>1.17–18</w:t>
+      </w:r>
       <w:r>
         <w:rPr>
           <w:lang w:val="pt_PT" w:bidi="pt_PT"/>
@@ -16634,18 +16520,12 @@
         </w:rPr>
         <w:t xml:space="preserve"> pode se referir a: (1) algo extremamente confiável. Nesse caso, Pedro está afirmando em </w:t>
       </w:r>
-      <w:hyperlink r:id="rId21">
-        <w:r>
-          <w:rPr>
-            <w:lang w:val="pt_PT" w:bidi="pt_PT"/>
-          </w:rPr>
-          <w:rPr>
-            <w:color w:val="0000EE"/>
-            <w:u w:val="single"/>
-          </w:rPr>
-          <w:t>1.18–19</w:t>
-        </w:r>
-      </w:hyperlink>
+      <w:r>
+        <w:rPr>
+          <w:lang w:val="pt_PT" w:bidi="pt_PT"/>
+        </w:rPr>
+        <w:t>1.18–19</w:t>
+      </w:r>
       <w:r>
         <w:rPr>
           <w:lang w:val="pt_PT" w:bidi="pt_PT"/>
@@ -22758,18 +22638,12 @@
         </w:rPr>
         <w:t xml:space="preserve"> refere-se aos falsos mestres mencionados em </w:t>
       </w:r>
-      <w:hyperlink r:id="rId22">
-        <w:r>
-          <w:rPr>
-            <w:lang w:val="pt_PT" w:bidi="pt_PT"/>
-          </w:rPr>
-          <w:rPr>
-            <w:color w:val="0000EE"/>
-            <w:u w:val="single"/>
-          </w:rPr>
-          <w:t>2.1</w:t>
-        </w:r>
-      </w:hyperlink>
+      <w:r>
+        <w:rPr>
+          <w:lang w:val="pt_PT" w:bidi="pt_PT"/>
+        </w:rPr>
+        <w:t>2.1</w:t>
+      </w:r>
       <w:r>
         <w:rPr>
           <w:lang w:val="pt_PT" w:bidi="pt_PT"/>
@@ -22926,18 +22800,12 @@
         </w:rPr>
         <w:t xml:space="preserve"> se refere aos falsos mestres mencionados em </w:t>
       </w:r>
-      <w:hyperlink r:id="rId22">
-        <w:r>
-          <w:rPr>
-            <w:lang w:val="pt_PT" w:bidi="pt_PT"/>
-          </w:rPr>
-          <w:rPr>
-            <w:color w:val="0000EE"/>
-            <w:u w:val="single"/>
-          </w:rPr>
-          <w:t>2.1</w:t>
-        </w:r>
-      </w:hyperlink>
+      <w:r>
+        <w:rPr>
+          <w:lang w:val="pt_PT" w:bidi="pt_PT"/>
+        </w:rPr>
+        <w:t>2.1</w:t>
+      </w:r>
       <w:r>
         <w:rPr>
           <w:lang w:val="pt_PT" w:bidi="pt_PT"/>
@@ -23980,36 +23848,24 @@
         </w:rPr>
         <w:t xml:space="preserve">" indica o início de uma frase condicional que se estende de </w:t>
       </w:r>
-      <w:hyperlink r:id="rId23">
-        <w:r>
-          <w:rPr>
-            <w:lang w:val="pt_PT" w:bidi="pt_PT"/>
-          </w:rPr>
-          <w:rPr>
-            <w:color w:val="0000EE"/>
-            <w:u w:val="single"/>
-          </w:rPr>
-          <w:t>2.4</w:t>
-        </w:r>
-      </w:hyperlink>
+      <w:r>
+        <w:rPr>
+          <w:lang w:val="pt_PT" w:bidi="pt_PT"/>
+        </w:rPr>
+        <w:t>2.4</w:t>
+      </w:r>
       <w:r>
         <w:rPr>
           <w:lang w:val="pt_PT" w:bidi="pt_PT"/>
         </w:rPr>
         <w:t xml:space="preserve"> a </w:t>
       </w:r>
-      <w:hyperlink r:id="rId24">
-        <w:r>
-          <w:rPr>
-            <w:lang w:val="pt_PT" w:bidi="pt_PT"/>
-          </w:rPr>
-          <w:rPr>
-            <w:color w:val="0000EE"/>
-            <w:u w:val="single"/>
-          </w:rPr>
-          <w:t>2.10</w:t>
-        </w:r>
-      </w:hyperlink>
+      <w:r>
+        <w:rPr>
+          <w:lang w:val="pt_PT" w:bidi="pt_PT"/>
+        </w:rPr>
+        <w:t>2.10</w:t>
+      </w:r>
       <w:r>
         <w:rPr>
           <w:lang w:val="pt_PT" w:bidi="pt_PT"/>
@@ -25044,36 +24900,24 @@
         </w:rPr>
         <w:t xml:space="preserve">" indica o início da segunda condição em uma frase condicional que se estende de </w:t>
       </w:r>
-      <w:hyperlink r:id="rId23">
-        <w:r>
-          <w:rPr>
-            <w:lang w:val="pt_PT" w:bidi="pt_PT"/>
-          </w:rPr>
-          <w:rPr>
-            <w:color w:val="0000EE"/>
-            <w:u w:val="single"/>
-          </w:rPr>
-          <w:t>2.4</w:t>
-        </w:r>
-      </w:hyperlink>
+      <w:r>
+        <w:rPr>
+          <w:lang w:val="pt_PT" w:bidi="pt_PT"/>
+        </w:rPr>
+        <w:t>2.4</w:t>
+      </w:r>
       <w:r>
         <w:rPr>
           <w:lang w:val="pt_PT" w:bidi="pt_PT"/>
         </w:rPr>
         <w:t xml:space="preserve"> a </w:t>
       </w:r>
-      <w:hyperlink r:id="rId24">
-        <w:r>
-          <w:rPr>
-            <w:lang w:val="pt_PT" w:bidi="pt_PT"/>
-          </w:rPr>
-          <w:rPr>
-            <w:color w:val="0000EE"/>
-            <w:u w:val="single"/>
-          </w:rPr>
-          <w:t>2.10</w:t>
-        </w:r>
-      </w:hyperlink>
+      <w:r>
+        <w:rPr>
+          <w:lang w:val="pt_PT" w:bidi="pt_PT"/>
+        </w:rPr>
+        <w:t>2.10</w:t>
+      </w:r>
       <w:r>
         <w:rPr>
           <w:lang w:val="pt_PT" w:bidi="pt_PT"/>
@@ -25455,18 +25299,12 @@
         </w:rPr>
         <w:t xml:space="preserve">. Como em </w:t>
       </w:r>
-      <w:hyperlink r:id="rId23">
-        <w:r>
-          <w:rPr>
-            <w:lang w:val="pt_PT" w:bidi="pt_PT"/>
-          </w:rPr>
-          <w:rPr>
-            <w:color w:val="0000EE"/>
-            <w:u w:val="single"/>
-          </w:rPr>
-          <w:t>2.4</w:t>
-        </w:r>
-      </w:hyperlink>
+      <w:r>
+        <w:rPr>
+          <w:lang w:val="pt_PT" w:bidi="pt_PT"/>
+        </w:rPr>
+        <w:t>2.4</w:t>
+      </w:r>
       <w:r>
         <w:rPr>
           <w:lang w:val="pt_PT" w:bidi="pt_PT"/>
@@ -26348,36 +26186,24 @@
         </w:rPr>
         <w:t xml:space="preserve">" indica o início da terceira condição em uma frase condicional que se estende de </w:t>
       </w:r>
-      <w:hyperlink r:id="rId23">
-        <w:r>
-          <w:rPr>
-            <w:lang w:val="pt_PT" w:bidi="pt_PT"/>
-          </w:rPr>
-          <w:rPr>
-            <w:color w:val="0000EE"/>
-            <w:u w:val="single"/>
-          </w:rPr>
-          <w:t>2.4</w:t>
-        </w:r>
-      </w:hyperlink>
+      <w:r>
+        <w:rPr>
+          <w:lang w:val="pt_PT" w:bidi="pt_PT"/>
+        </w:rPr>
+        <w:t>2.4</w:t>
+      </w:r>
       <w:r>
         <w:rPr>
           <w:lang w:val="pt_PT" w:bidi="pt_PT"/>
         </w:rPr>
         <w:t xml:space="preserve"> a </w:t>
       </w:r>
-      <w:hyperlink r:id="rId24">
-        <w:r>
-          <w:rPr>
-            <w:lang w:val="pt_PT" w:bidi="pt_PT"/>
-          </w:rPr>
-          <w:rPr>
-            <w:color w:val="0000EE"/>
-            <w:u w:val="single"/>
-          </w:rPr>
-          <w:t>2.10</w:t>
-        </w:r>
-      </w:hyperlink>
+      <w:r>
+        <w:rPr>
+          <w:lang w:val="pt_PT" w:bidi="pt_PT"/>
+        </w:rPr>
+        <w:t>2.10</w:t>
+      </w:r>
       <w:r>
         <w:rPr>
           <w:lang w:val="pt_PT" w:bidi="pt_PT"/>
@@ -27263,36 +27089,24 @@
         </w:rPr>
         <w:t xml:space="preserve">" indica o início da quarta condição em uma frase condicional que se estende de </w:t>
       </w:r>
-      <w:hyperlink r:id="rId23">
-        <w:r>
-          <w:rPr>
-            <w:lang w:val="pt_PT" w:bidi="pt_PT"/>
-          </w:rPr>
-          <w:rPr>
-            <w:color w:val="0000EE"/>
-            <w:u w:val="single"/>
-          </w:rPr>
-          <w:t>2.4</w:t>
-        </w:r>
-      </w:hyperlink>
+      <w:r>
+        <w:rPr>
+          <w:lang w:val="pt_PT" w:bidi="pt_PT"/>
+        </w:rPr>
+        <w:t>2.4</w:t>
+      </w:r>
       <w:r>
         <w:rPr>
           <w:lang w:val="pt_PT" w:bidi="pt_PT"/>
         </w:rPr>
         <w:t xml:space="preserve"> a </w:t>
       </w:r>
-      <w:hyperlink r:id="rId24">
-        <w:r>
-          <w:rPr>
-            <w:lang w:val="pt_PT" w:bidi="pt_PT"/>
-          </w:rPr>
-          <w:rPr>
-            <w:color w:val="0000EE"/>
-            <w:u w:val="single"/>
-          </w:rPr>
-          <w:t>2.10</w:t>
-        </w:r>
-      </w:hyperlink>
+      <w:r>
+        <w:rPr>
+          <w:lang w:val="pt_PT" w:bidi="pt_PT"/>
+        </w:rPr>
+        <w:t>2.10</w:t>
+      </w:r>
       <w:r>
         <w:rPr>
           <w:lang w:val="pt_PT" w:bidi="pt_PT"/>
@@ -28174,18 +27988,12 @@
         </w:rPr>
         <w:t xml:space="preserve"> com um adjetivo. Veja como você traduziu a forma plural deste termo em </w:t>
       </w:r>
-      <w:hyperlink r:id="rId25">
-        <w:r>
-          <w:rPr>
-            <w:lang w:val="pt_PT" w:bidi="pt_PT"/>
-          </w:rPr>
-          <w:rPr>
-            <w:color w:val="0000EE"/>
-            <w:u w:val="single"/>
-          </w:rPr>
-          <w:t>2.2</w:t>
-        </w:r>
-      </w:hyperlink>
+      <w:r>
+        <w:rPr>
+          <w:lang w:val="pt_PT" w:bidi="pt_PT"/>
+        </w:rPr>
+        <w:t>2.2</w:t>
+      </w:r>
       <w:r>
         <w:rPr>
           <w:lang w:val="pt_PT" w:bidi="pt_PT"/>
@@ -29436,72 +29244,48 @@
         </w:rPr>
         <w:t xml:space="preserve">Esse versículo e o próximo são o final de uma frase condicional que se estende de </w:t>
       </w:r>
-      <w:hyperlink r:id="rId23">
-        <w:r>
-          <w:rPr>
-            <w:lang w:val="pt_PT" w:bidi="pt_PT"/>
-          </w:rPr>
-          <w:rPr>
-            <w:color w:val="0000EE"/>
-            <w:u w:val="single"/>
-          </w:rPr>
-          <w:t>2.4</w:t>
-        </w:r>
-      </w:hyperlink>
+      <w:r>
+        <w:rPr>
+          <w:lang w:val="pt_PT" w:bidi="pt_PT"/>
+        </w:rPr>
+        <w:t>2.4</w:t>
+      </w:r>
       <w:r>
         <w:rPr>
           <w:lang w:val="pt_PT" w:bidi="pt_PT"/>
         </w:rPr>
         <w:t xml:space="preserve"> a </w:t>
       </w:r>
-      <w:hyperlink r:id="rId24">
-        <w:r>
-          <w:rPr>
-            <w:lang w:val="pt_PT" w:bidi="pt_PT"/>
-          </w:rPr>
-          <w:rPr>
-            <w:color w:val="0000EE"/>
-            <w:u w:val="single"/>
-          </w:rPr>
-          <w:t>2.10</w:t>
-        </w:r>
-      </w:hyperlink>
+      <w:r>
+        <w:rPr>
+          <w:lang w:val="pt_PT" w:bidi="pt_PT"/>
+        </w:rPr>
+        <w:t>2.10</w:t>
+      </w:r>
       <w:r>
         <w:rPr>
           <w:lang w:val="pt_PT" w:bidi="pt_PT"/>
         </w:rPr>
         <w:t xml:space="preserve">. Pedro está apresentando o resultado das condições anteriores sendo verdadeiras. Se você transformou </w:t>
       </w:r>
-      <w:hyperlink r:id="rId26">
-        <w:r>
-          <w:rPr>
-            <w:lang w:val="pt_PT" w:bidi="pt_PT"/>
-          </w:rPr>
-          <w:rPr>
-            <w:color w:val="0000EE"/>
-            <w:u w:val="single"/>
-          </w:rPr>
-          <w:t>2.4–10</w:t>
-        </w:r>
-      </w:hyperlink>
+      <w:r>
+        <w:rPr>
+          <w:lang w:val="pt_PT" w:bidi="pt_PT"/>
+        </w:rPr>
+        <w:t>2.4–10</w:t>
+      </w:r>
       <w:r>
         <w:rPr>
           <w:lang w:val="pt_PT" w:bidi="pt_PT"/>
         </w:rPr>
         <w:t xml:space="preserve"> em frases separadas, então precisará indicar que </w:t>
       </w:r>
-      <w:hyperlink r:id="rId27">
-        <w:r>
-          <w:rPr>
-            <w:lang w:val="pt_PT" w:bidi="pt_PT"/>
-          </w:rPr>
-          <w:rPr>
-            <w:color w:val="0000EE"/>
-            <w:u w:val="single"/>
-          </w:rPr>
-          <w:t>2.9</w:t>
-        </w:r>
-      </w:hyperlink>
+      <w:r>
+        <w:rPr>
+          <w:lang w:val="pt_PT" w:bidi="pt_PT"/>
+        </w:rPr>
+        <w:t>2.9</w:t>
+      </w:r>
       <w:r>
         <w:rPr>
           <w:lang w:val="pt_PT" w:bidi="pt_PT"/>
@@ -30604,18 +30388,12 @@
         </w:rPr>
         <w:t xml:space="preserve"> se referem aos falsos mestres que Pedro apresentou em </w:t>
       </w:r>
-      <w:hyperlink r:id="rId22">
-        <w:r>
-          <w:rPr>
-            <w:lang w:val="pt_PT" w:bidi="pt_PT"/>
-          </w:rPr>
-          <w:rPr>
-            <w:color w:val="0000EE"/>
-            <w:u w:val="single"/>
-          </w:rPr>
-          <w:t>2.1</w:t>
-        </w:r>
-      </w:hyperlink>
+      <w:r>
+        <w:rPr>
+          <w:lang w:val="pt_PT" w:bidi="pt_PT"/>
+        </w:rPr>
+        <w:t>2.1</w:t>
+      </w:r>
       <w:r>
         <w:rPr>
           <w:lang w:val="pt_PT" w:bidi="pt_PT"/>
@@ -31750,18 +31528,12 @@
         </w:rPr>
         <w:t xml:space="preserve"> marca o início da segunda seção deste capítulo, que continua até o final de </w:t>
       </w:r>
-      <w:hyperlink r:id="rId28">
-        <w:r>
-          <w:rPr>
-            <w:lang w:val="pt_PT" w:bidi="pt_PT"/>
-          </w:rPr>
-          <w:rPr>
-            <w:color w:val="0000EE"/>
-            <w:u w:val="single"/>
-          </w:rPr>
-          <w:t>2.22</w:t>
-        </w:r>
-      </w:hyperlink>
+      <w:r>
+        <w:rPr>
+          <w:lang w:val="pt_PT" w:bidi="pt_PT"/>
+        </w:rPr>
+        <w:t>2.22</w:t>
+      </w:r>
       <w:r>
         <w:rPr>
           <w:lang w:val="pt_PT" w:bidi="pt_PT"/>
@@ -32517,18 +32289,12 @@
         </w:rPr>
         <w:t xml:space="preserve">refere-se aos falsos mestres mencionados em </w:t>
       </w:r>
-      <w:hyperlink r:id="rId22">
-        <w:r>
-          <w:rPr>
-            <w:lang w:val="pt_PT" w:bidi="pt_PT"/>
-          </w:rPr>
-          <w:rPr>
-            <w:color w:val="0000EE"/>
-            <w:u w:val="single"/>
-          </w:rPr>
-          <w:t>2.1</w:t>
-        </w:r>
-      </w:hyperlink>
+      <w:r>
+        <w:rPr>
+          <w:lang w:val="pt_PT" w:bidi="pt_PT"/>
+        </w:rPr>
+        <w:t>2.1</w:t>
+      </w:r>
       <w:r>
         <w:rPr>
           <w:lang w:val="pt_PT" w:bidi="pt_PT"/>
@@ -33879,18 +33645,12 @@
         </w:rPr>
         <w:t xml:space="preserve"> pode se referir a: (1) os “gloriosos” de </w:t>
       </w:r>
-      <w:hyperlink r:id="rId24">
-        <w:r>
-          <w:rPr>
-            <w:lang w:val="pt_PT" w:bidi="pt_PT"/>
-          </w:rPr>
-          <w:rPr>
-            <w:color w:val="0000EE"/>
-            <w:u w:val="single"/>
-          </w:rPr>
-          <w:t>2.10</w:t>
-        </w:r>
-      </w:hyperlink>
+      <w:r>
+        <w:rPr>
+          <w:lang w:val="pt_PT" w:bidi="pt_PT"/>
+        </w:rPr>
+        <w:t>2.10</w:t>
+      </w:r>
       <w:r>
         <w:rPr>
           <w:lang w:val="pt_PT" w:bidi="pt_PT"/>
@@ -34002,18 +33762,12 @@
         </w:rPr>
         <w:t xml:space="preserve"> refere-se aos falsos mestres introduzidos em </w:t>
       </w:r>
-      <w:hyperlink r:id="rId22">
-        <w:r>
-          <w:rPr>
-            <w:lang w:val="pt_PT" w:bidi="pt_PT"/>
-          </w:rPr>
-          <w:rPr>
-            <w:color w:val="0000EE"/>
-            <w:u w:val="single"/>
-          </w:rPr>
-          <w:t>2.1</w:t>
-        </w:r>
-      </w:hyperlink>
+      <w:r>
+        <w:rPr>
+          <w:lang w:val="pt_PT" w:bidi="pt_PT"/>
+        </w:rPr>
+        <w:t>2.1</w:t>
+      </w:r>
       <w:r>
         <w:rPr>
           <w:lang w:val="pt_PT" w:bidi="pt_PT"/>
@@ -35675,18 +35429,12 @@
         </w:rPr>
         <w:t xml:space="preserve">Essa oração refere-se às ações dos falsos mestres que Pedro introduziu em </w:t>
       </w:r>
-      <w:hyperlink r:id="rId22">
-        <w:r>
-          <w:rPr>
-            <w:lang w:val="pt_PT" w:bidi="pt_PT"/>
-          </w:rPr>
-          <w:rPr>
-            <w:color w:val="0000EE"/>
-            <w:u w:val="single"/>
-          </w:rPr>
-          <w:t>2.1</w:t>
-        </w:r>
-      </w:hyperlink>
+      <w:r>
+        <w:rPr>
+          <w:lang w:val="pt_PT" w:bidi="pt_PT"/>
+        </w:rPr>
+        <w:t>2.1</w:t>
+      </w:r>
       <w:r>
         <w:rPr>
           <w:lang w:val="pt_PT" w:bidi="pt_PT"/>
@@ -35943,18 +35691,12 @@
         </w:rPr>
         <w:t xml:space="preserve">Essa cláusula refere-se às ações dos falsos mestres que Pedro apresentou em </w:t>
       </w:r>
-      <w:hyperlink r:id="rId22">
-        <w:r>
-          <w:rPr>
-            <w:lang w:val="pt_PT" w:bidi="pt_PT"/>
-          </w:rPr>
-          <w:rPr>
-            <w:color w:val="0000EE"/>
-            <w:u w:val="single"/>
-          </w:rPr>
-          <w:t>2.1</w:t>
-        </w:r>
-      </w:hyperlink>
+      <w:r>
+        <w:rPr>
+          <w:lang w:val="pt_PT" w:bidi="pt_PT"/>
+        </w:rPr>
+        <w:t>2.1</w:t>
+      </w:r>
       <w:r>
         <w:rPr>
           <w:lang w:val="pt_PT" w:bidi="pt_PT"/>
@@ -36992,18 +36734,12 @@
         </w:rPr>
         <w:t xml:space="preserve">Isso refere-se ao modo de viver a vida que é correto e agradável ao Senhor. Pedro pode também estar usando isso para se referir especificamente à fé cristã, semelhante ao seu uso de “o caminho da verdade” em </w:t>
       </w:r>
-      <w:hyperlink r:id="rId25">
-        <w:r>
-          <w:rPr>
-            <w:lang w:val="pt_PT" w:bidi="pt_PT"/>
-          </w:rPr>
-          <w:rPr>
-            <w:color w:val="0000EE"/>
-            <w:u w:val="single"/>
-          </w:rPr>
-          <w:t>2.2</w:t>
-        </w:r>
-      </w:hyperlink>
+      <w:r>
+        <w:rPr>
+          <w:lang w:val="pt_PT" w:bidi="pt_PT"/>
+        </w:rPr>
+        <w:t>2.2</w:t>
+      </w:r>
       <w:r>
         <w:rPr>
           <w:lang w:val="pt_PT" w:bidi="pt_PT"/>
@@ -38602,18 +38338,12 @@
         </w:rPr>
         <w:t xml:space="preserve">. Esses falsos mestres são mencionados em </w:t>
       </w:r>
-      <w:hyperlink r:id="rId22">
-        <w:r>
-          <w:rPr>
-            <w:lang w:val="pt_PT" w:bidi="pt_PT"/>
-          </w:rPr>
-          <w:rPr>
-            <w:color w:val="0000EE"/>
-            <w:u w:val="single"/>
-          </w:rPr>
-          <w:t>2.1</w:t>
-        </w:r>
-      </w:hyperlink>
+      <w:r>
+        <w:rPr>
+          <w:lang w:val="pt_PT" w:bidi="pt_PT"/>
+        </w:rPr>
+        <w:t>2.1</w:t>
+      </w:r>
       <w:r>
         <w:rPr>
           <w:lang w:val="pt_PT" w:bidi="pt_PT"/>
@@ -40036,18 +39766,12 @@
         </w:rPr>
         <w:t xml:space="preserve"> refere-se aos falsos mestres mencionados em </w:t>
       </w:r>
-      <w:hyperlink r:id="rId22">
-        <w:r>
-          <w:rPr>
-            <w:lang w:val="pt_PT" w:bidi="pt_PT"/>
-          </w:rPr>
-          <w:rPr>
-            <w:color w:val="0000EE"/>
-            <w:u w:val="single"/>
-          </w:rPr>
-          <w:t>2.1</w:t>
-        </w:r>
-      </w:hyperlink>
+      <w:r>
+        <w:rPr>
+          <w:lang w:val="pt_PT" w:bidi="pt_PT"/>
+        </w:rPr>
+        <w:t>2.1</w:t>
+      </w:r>
       <w:r>
         <w:rPr>
           <w:lang w:val="pt_PT" w:bidi="pt_PT"/>
@@ -40330,18 +40054,12 @@
         </w:rPr>
         <w:t xml:space="preserve">. Isso refere-se a ações sexuais imorais que demonstram falta de autocontrole. Veja como você traduziu esse termo em </w:t>
       </w:r>
-      <w:hyperlink r:id="rId25">
-        <w:r>
-          <w:rPr>
-            <w:lang w:val="pt_PT" w:bidi="pt_PT"/>
-          </w:rPr>
-          <w:rPr>
-            <w:color w:val="0000EE"/>
-            <w:u w:val="single"/>
-          </w:rPr>
-          <w:t>2.2</w:t>
-        </w:r>
-      </w:hyperlink>
+      <w:r>
+        <w:rPr>
+          <w:lang w:val="pt_PT" w:bidi="pt_PT"/>
+        </w:rPr>
+        <w:t>2.2</w:t>
+      </w:r>
       <w:r>
         <w:rPr>
           <w:lang w:val="pt_PT" w:bidi="pt_PT"/>
@@ -41851,36 +41569,24 @@
         </w:rPr>
         <w:t xml:space="preserve"> refere-se aos falsos mestres introduzidos em </w:t>
       </w:r>
-      <w:hyperlink r:id="rId22">
-        <w:r>
-          <w:rPr>
-            <w:lang w:val="pt_PT" w:bidi="pt_PT"/>
-          </w:rPr>
-          <w:rPr>
-            <w:color w:val="0000EE"/>
-            <w:u w:val="single"/>
-          </w:rPr>
-          <w:t>2.1</w:t>
-        </w:r>
-      </w:hyperlink>
+      <w:r>
+        <w:rPr>
+          <w:lang w:val="pt_PT" w:bidi="pt_PT"/>
+        </w:rPr>
+        <w:t>2.1</w:t>
+      </w:r>
       <w:r>
         <w:rPr>
           <w:lang w:val="pt_PT" w:bidi="pt_PT"/>
         </w:rPr>
         <w:t xml:space="preserve"> e discutidos em </w:t>
       </w:r>
-      <w:hyperlink r:id="rId29">
-        <w:r>
-          <w:rPr>
-            <w:lang w:val="pt_PT" w:bidi="pt_PT"/>
-          </w:rPr>
-          <w:rPr>
-            <w:color w:val="0000EE"/>
-            <w:u w:val="single"/>
-          </w:rPr>
-          <w:t>2.12–19</w:t>
-        </w:r>
-      </w:hyperlink>
+      <w:r>
+        <w:rPr>
+          <w:lang w:val="pt_PT" w:bidi="pt_PT"/>
+        </w:rPr>
+        <w:t>2.12–19</w:t>
+      </w:r>
       <w:r>
         <w:rPr>
           <w:lang w:val="pt_PT" w:bidi="pt_PT"/>
@@ -42262,18 +41968,12 @@
         </w:rPr>
         <w:t xml:space="preserve">Usando uma metáfora semelhante à de </w:t>
       </w:r>
-      <w:hyperlink r:id="rId30">
-        <w:r>
-          <w:rPr>
-            <w:lang w:val="pt_PT" w:bidi="pt_PT"/>
-          </w:rPr>
-          <w:rPr>
-            <w:color w:val="0000EE"/>
-            <w:u w:val="single"/>
-          </w:rPr>
-          <w:t>2.18</w:t>
-        </w:r>
-      </w:hyperlink>
+      <w:r>
+        <w:rPr>
+          <w:lang w:val="pt_PT" w:bidi="pt_PT"/>
+        </w:rPr>
+        <w:t>2.18</w:t>
+      </w:r>
       <w:r>
         <w:rPr>
           <w:lang w:val="pt_PT" w:bidi="pt_PT"/>
@@ -42713,18 +42413,12 @@
         </w:rPr>
         <w:t xml:space="preserve"> com uma frase verbal. Veja como você traduziu frases semelhantes em </w:t>
       </w:r>
-      <w:hyperlink r:id="rId31">
-        <w:r>
-          <w:rPr>
-            <w:lang w:val="pt_PT" w:bidi="pt_PT"/>
-          </w:rPr>
-          <w:rPr>
-            <w:color w:val="0000EE"/>
-            <w:u w:val="single"/>
-          </w:rPr>
-          <w:t>1.2</w:t>
-        </w:r>
-      </w:hyperlink>
+      <w:r>
+        <w:rPr>
+          <w:lang w:val="pt_PT" w:bidi="pt_PT"/>
+        </w:rPr>
+        <w:t>1.2</w:t>
+      </w:r>
       <w:r>
         <w:rPr>
           <w:lang w:val="pt_PT" w:bidi="pt_PT"/>
@@ -43367,18 +43061,12 @@
         </w:rPr>
         <w:t xml:space="preserve"> refere-se aos falsos mestres introduzidos em </w:t>
       </w:r>
-      <w:hyperlink r:id="rId22">
-        <w:r>
-          <w:rPr>
-            <w:lang w:val="pt_PT" w:bidi="pt_PT"/>
-          </w:rPr>
-          <w:rPr>
-            <w:color w:val="0000EE"/>
-            <w:u w:val="single"/>
-          </w:rPr>
-          <w:t>2.1</w:t>
-        </w:r>
-      </w:hyperlink>
+      <w:r>
+        <w:rPr>
+          <w:lang w:val="pt_PT" w:bidi="pt_PT"/>
+        </w:rPr>
+        <w:t>2.1</w:t>
+      </w:r>
       <w:r>
         <w:rPr>
           <w:lang w:val="pt_PT" w:bidi="pt_PT"/>
@@ -43674,36 +43362,24 @@
         </w:rPr>
         <w:t xml:space="preserve"> ou trilha. Essa frase refere-se ao modo de viver a vida que é correto e agradável ao Senhor. Pedro pode também estar usando-a aqui para se referir especificamente à fé cristã, semelhante ao seu uso de “o caminho da verdade” em </w:t>
       </w:r>
-      <w:hyperlink r:id="rId25">
-        <w:r>
-          <w:rPr>
-            <w:lang w:val="pt_PT" w:bidi="pt_PT"/>
-          </w:rPr>
-          <w:rPr>
-            <w:color w:val="0000EE"/>
-            <w:u w:val="single"/>
-          </w:rPr>
-          <w:t>2.2</w:t>
-        </w:r>
-      </w:hyperlink>
+      <w:r>
+        <w:rPr>
+          <w:lang w:val="pt_PT" w:bidi="pt_PT"/>
+        </w:rPr>
+        <w:t>2.2</w:t>
+      </w:r>
       <w:r>
         <w:rPr>
           <w:lang w:val="pt_PT" w:bidi="pt_PT"/>
         </w:rPr>
         <w:t xml:space="preserve"> e “o reto caminho” em </w:t>
       </w:r>
-      <w:hyperlink r:id="rId32">
-        <w:r>
-          <w:rPr>
-            <w:lang w:val="pt_PT" w:bidi="pt_PT"/>
-          </w:rPr>
-          <w:rPr>
-            <w:color w:val="0000EE"/>
-            <w:u w:val="single"/>
-          </w:rPr>
-          <w:t>2.15</w:t>
-        </w:r>
-      </w:hyperlink>
+      <w:r>
+        <w:rPr>
+          <w:lang w:val="pt_PT" w:bidi="pt_PT"/>
+        </w:rPr>
+        <w:t>2.15</w:t>
+      </w:r>
       <w:r>
         <w:rPr>
           <w:lang w:val="pt_PT" w:bidi="pt_PT"/>
@@ -44622,18 +44298,12 @@
         </w:rPr>
         <w:t xml:space="preserve"> refere-se aos falsos mestres introduzidos em </w:t>
       </w:r>
-      <w:hyperlink r:id="rId22">
-        <w:r>
-          <w:rPr>
-            <w:lang w:val="pt_PT" w:bidi="pt_PT"/>
-          </w:rPr>
-          <w:rPr>
-            <w:color w:val="0000EE"/>
-            <w:u w:val="single"/>
-          </w:rPr>
-          <w:t>2.1</w:t>
-        </w:r>
-      </w:hyperlink>
+      <w:r>
+        <w:rPr>
+          <w:lang w:val="pt_PT" w:bidi="pt_PT"/>
+        </w:rPr>
+        <w:t>2.1</w:t>
+      </w:r>
       <w:r>
         <w:rPr>
           <w:lang w:val="pt_PT" w:bidi="pt_PT"/>
@@ -45372,18 +45042,12 @@
         </w:rPr>
         <w:t xml:space="preserve">, como se as mentes de seus leitores estivessem adormecidas, para se referir a fazer com que seus leitores reflitam sobre essas coisas. Se for útil em seu idioma, você pode expressar essa metáfora traduzindo de forma simples. Veja como você traduziu esse termo em </w:t>
       </w:r>
-      <w:hyperlink r:id="rId33">
-        <w:r>
-          <w:rPr>
-            <w:lang w:val="pt_PT" w:bidi="pt_PT"/>
-          </w:rPr>
-          <w:rPr>
-            <w:color w:val="0000EE"/>
-            <w:u w:val="single"/>
-          </w:rPr>
-          <w:t>1.13</w:t>
-        </w:r>
-      </w:hyperlink>
+      <w:r>
+        <w:rPr>
+          <w:lang w:val="pt_PT" w:bidi="pt_PT"/>
+        </w:rPr>
+        <w:t>1.13</w:t>
+      </w:r>
       <w:r>
         <w:rPr>
           <w:lang w:val="pt_PT" w:bidi="pt_PT"/>
@@ -45514,18 +45178,12 @@
         </w:rPr>
         <w:t xml:space="preserve"> nesta frase com um verbo. Veja como você traduziu este termo em </w:t>
       </w:r>
-      <w:hyperlink r:id="rId33">
-        <w:r>
-          <w:rPr>
-            <w:lang w:val="pt_PT" w:bidi="pt_PT"/>
-          </w:rPr>
-          <w:rPr>
-            <w:color w:val="0000EE"/>
-            <w:u w:val="single"/>
-          </w:rPr>
-          <w:t>1.13</w:t>
-        </w:r>
-      </w:hyperlink>
+      <w:r>
+        <w:rPr>
+          <w:lang w:val="pt_PT" w:bidi="pt_PT"/>
+        </w:rPr>
+        <w:t>1.13</w:t>
+      </w:r>
       <w:r>
         <w:rPr>
           <w:lang w:val="pt_PT" w:bidi="pt_PT"/>
@@ -46276,18 +45934,12 @@
         </w:rPr>
         <w:t xml:space="preserve"> refere-se aos profetas do Antigo Testamento aos quais Pedro também se referiu em </w:t>
       </w:r>
-      <w:hyperlink r:id="rId34">
-        <w:r>
-          <w:rPr>
-            <w:lang w:val="pt_PT" w:bidi="pt_PT"/>
-          </w:rPr>
-          <w:rPr>
-            <w:color w:val="0000EE"/>
-            <w:u w:val="single"/>
-          </w:rPr>
-          <w:t>1.19–21</w:t>
-        </w:r>
-      </w:hyperlink>
+      <w:r>
+        <w:rPr>
+          <w:lang w:val="pt_PT" w:bidi="pt_PT"/>
+        </w:rPr>
+        <w:t>1.19–21</w:t>
+      </w:r>
       <w:r>
         <w:rPr>
           <w:lang w:val="pt_PT" w:bidi="pt_PT"/>
@@ -46947,18 +46599,12 @@
         </w:rPr>
         <w:t xml:space="preserve"> aqui para se referir ao grau de importância, não à ordem no tempo. Veja como você traduziu isso em </w:t>
       </w:r>
-      <w:hyperlink r:id="rId35">
-        <w:r>
-          <w:rPr>
-            <w:lang w:val="pt_PT" w:bidi="pt_PT"/>
-          </w:rPr>
-          <w:rPr>
-            <w:color w:val="0000EE"/>
-            <w:u w:val="single"/>
-          </w:rPr>
-          <w:t>1.20</w:t>
-        </w:r>
-      </w:hyperlink>
+      <w:r>
+        <w:rPr>
+          <w:lang w:val="pt_PT" w:bidi="pt_PT"/>
+        </w:rPr>
+        <w:t>1.20</w:t>
+      </w:r>
       <w:r>
         <w:rPr>
           <w:lang w:val="pt_PT" w:bidi="pt_PT"/>
@@ -47043,18 +46689,12 @@
         </w:rPr>
         <w:t xml:space="preserve">Pedro está usando uma declaração para dar uma instrução. Se for útil no seu idioma, você pode indicar isso traduzindo como uma ordem. Se fizer isso, pode ser útil começar uma nova frase aqui. Veja como você traduziu isso em </w:t>
       </w:r>
-      <w:hyperlink r:id="rId35">
-        <w:r>
-          <w:rPr>
-            <w:lang w:val="pt_PT" w:bidi="pt_PT"/>
-          </w:rPr>
-          <w:rPr>
-            <w:color w:val="0000EE"/>
-            <w:u w:val="single"/>
-          </w:rPr>
-          <w:t>1.20</w:t>
-        </w:r>
-      </w:hyperlink>
+      <w:r>
+        <w:rPr>
+          <w:lang w:val="pt_PT" w:bidi="pt_PT"/>
+        </w:rPr>
+        <w:t>1.20</w:t>
+      </w:r>
       <w:r>
         <w:rPr>
           <w:lang w:val="pt_PT" w:bidi="pt_PT"/>
@@ -49802,18 +49442,12 @@
         </w:rPr>
         <w:t xml:space="preserve"> refere-se à “palavra de Deus”, que Pedro disse em </w:t>
       </w:r>
-      <w:hyperlink r:id="rId36">
-        <w:r>
-          <w:rPr>
-            <w:lang w:val="pt_PT" w:bidi="pt_PT"/>
-          </w:rPr>
-          <w:rPr>
-            <w:color w:val="0000EE"/>
-            <w:u w:val="single"/>
-          </w:rPr>
-          <w:t>3.5–6</w:t>
-        </w:r>
-      </w:hyperlink>
+      <w:r>
+        <w:rPr>
+          <w:lang w:val="pt_PT" w:bidi="pt_PT"/>
+        </w:rPr>
+        <w:t>3.5–6</w:t>
+      </w:r>
       <w:r>
         <w:rPr>
           <w:lang w:val="pt_PT" w:bidi="pt_PT"/>
@@ -50896,18 +50530,12 @@
         </w:rPr>
         <w:t xml:space="preserve"> de que Jesus retornará. Veja como você traduziu em </w:t>
       </w:r>
-      <w:hyperlink r:id="rId37">
-        <w:r>
-          <w:rPr>
-            <w:lang w:val="pt_PT" w:bidi="pt_PT"/>
-          </w:rPr>
-          <w:rPr>
-            <w:color w:val="0000EE"/>
-            <w:u w:val="single"/>
-          </w:rPr>
-          <w:t>3.4</w:t>
-        </w:r>
-      </w:hyperlink>
+      <w:r>
+        <w:rPr>
+          <w:lang w:val="pt_PT" w:bidi="pt_PT"/>
+        </w:rPr>
+        <w:t>3.4</w:t>
+      </w:r>
       <w:r>
         <w:rPr>
           <w:lang w:val="pt_PT" w:bidi="pt_PT"/>
@@ -51025,18 +50653,12 @@
         </w:rPr>
         <w:t xml:space="preserve"> refere-se aos "zombadores" mencionados em </w:t>
       </w:r>
-      <w:hyperlink r:id="rId38">
-        <w:r>
-          <w:rPr>
-            <w:lang w:val="pt_PT" w:bidi="pt_PT"/>
-          </w:rPr>
-          <w:rPr>
-            <w:color w:val="0000EE"/>
-            <w:u w:val="single"/>
-          </w:rPr>
-          <w:t>3.3</w:t>
-        </w:r>
-      </w:hyperlink>
+      <w:r>
+        <w:rPr>
+          <w:lang w:val="pt_PT" w:bidi="pt_PT"/>
+        </w:rPr>
+        <w:t>3.3</w:t>
+      </w:r>
       <w:r>
         <w:rPr>
           <w:lang w:val="pt_PT" w:bidi="pt_PT"/>
@@ -53470,18 +53092,12 @@
         </w:rPr>
         <w:t xml:space="preserve"> podem se referir a: (1) os elementos básicos que compõem o universo natural. Tradução alternativa: “os componentes da natureza serão destruídos pelo calor”; (2) os corpos celestes, como o sol, a lua e as estrelas. Tradução alternativa: “os corpos celestes serão destruídos pelo calor”. Veja como você traduziu isso em </w:t>
       </w:r>
-      <w:hyperlink r:id="rId39">
-        <w:r>
-          <w:rPr>
-            <w:lang w:val="pt_PT" w:bidi="pt_PT"/>
-          </w:rPr>
-          <w:rPr>
-            <w:color w:val="0000EE"/>
-            <w:u w:val="single"/>
-          </w:rPr>
-          <w:t>3.10</w:t>
-        </w:r>
-      </w:hyperlink>
+      <w:r>
+        <w:rPr>
+          <w:lang w:val="pt_PT" w:bidi="pt_PT"/>
+        </w:rPr>
+        <w:t>3.10</w:t>
+      </w:r>
       <w:r>
         <w:rPr>
           <w:lang w:val="pt_PT" w:bidi="pt_PT"/>
@@ -53905,18 +53521,12 @@
         </w:rPr>
         <w:t xml:space="preserve"> pode se referir a: (1) A promessa de Deus de criar novos céus e nova terra, como prometido em Isaías 65.17 e Isaías 66.22. Tradução alternativa: “sua promessa de novos céus e uma nova terra”; (2) a promessa da segunda vinda de Jesus, como em </w:t>
       </w:r>
-      <w:hyperlink r:id="rId37">
-        <w:r>
-          <w:rPr>
-            <w:lang w:val="pt_PT" w:bidi="pt_PT"/>
-          </w:rPr>
-          <w:rPr>
-            <w:color w:val="0000EE"/>
-            <w:u w:val="single"/>
-          </w:rPr>
-          <w:t>3.4</w:t>
-        </w:r>
-      </w:hyperlink>
+      <w:r>
+        <w:rPr>
+          <w:lang w:val="pt_PT" w:bidi="pt_PT"/>
+        </w:rPr>
+        <w:t>3.4</w:t>
+      </w:r>
       <w:r>
         <w:rPr>
           <w:lang w:val="pt_PT" w:bidi="pt_PT"/>
@@ -54262,18 +53872,12 @@
         </w:rPr>
         <w:t xml:space="preserve"> para introduzir uma descrição do que seus leitores devem fazer como resultado do que ele acabou de dizer. Ele está se referindo especificamente à discussão sobre o dia vindouro do Senhor apresentada em </w:t>
       </w:r>
-      <w:hyperlink r:id="rId40">
-        <w:r>
-          <w:rPr>
-            <w:lang w:val="pt_PT" w:bidi="pt_PT"/>
-          </w:rPr>
-          <w:rPr>
-            <w:color w:val="0000EE"/>
-            <w:u w:val="single"/>
-          </w:rPr>
-          <w:t>3.10–13</w:t>
-        </w:r>
-      </w:hyperlink>
+      <w:r>
+        <w:rPr>
+          <w:lang w:val="pt_PT" w:bidi="pt_PT"/>
+        </w:rPr>
+        <w:t>3.10–13</w:t>
+      </w:r>
       <w:r>
         <w:rPr>
           <w:lang w:val="pt_PT" w:bidi="pt_PT"/>
@@ -54391,18 +53995,12 @@
         </w:rPr>
         <w:t xml:space="preserve"> refere-se àqueles para quem Pedro está escrevendo, o que pode ser estendido a todos os crentes. Se for útil em seu idioma, você pode expressar isso explicitamente. Veja como você traduziu isso em </w:t>
       </w:r>
-      <w:hyperlink r:id="rId41">
-        <w:r>
-          <w:rPr>
-            <w:lang w:val="pt_PT" w:bidi="pt_PT"/>
-          </w:rPr>
-          <w:rPr>
-            <w:color w:val="0000EE"/>
-            <w:u w:val="single"/>
-          </w:rPr>
-          <w:t>3.1</w:t>
-        </w:r>
-      </w:hyperlink>
+      <w:r>
+        <w:rPr>
+          <w:lang w:val="pt_PT" w:bidi="pt_PT"/>
+        </w:rPr>
+        <w:t>3.1</w:t>
+      </w:r>
       <w:r>
         <w:rPr>
           <w:lang w:val="pt_PT" w:bidi="pt_PT"/>
@@ -54533,18 +54131,12 @@
         </w:rPr>
         <w:t xml:space="preserve"> referem-se aos eventos relacionados ao dia vindouro do Senhor, que Pedro descreveu em </w:t>
       </w:r>
-      <w:hyperlink r:id="rId40">
-        <w:r>
-          <w:rPr>
-            <w:lang w:val="pt_PT" w:bidi="pt_PT"/>
-          </w:rPr>
-          <w:rPr>
-            <w:color w:val="0000EE"/>
-            <w:u w:val="single"/>
-          </w:rPr>
-          <w:t>3.10–13</w:t>
-        </w:r>
-      </w:hyperlink>
+      <w:r>
+        <w:rPr>
+          <w:lang w:val="pt_PT" w:bidi="pt_PT"/>
+        </w:rPr>
+        <w:t>3.10–13</w:t>
+      </w:r>
       <w:r>
         <w:rPr>
           <w:lang w:val="pt_PT" w:bidi="pt_PT"/>
@@ -55099,18 +54691,12 @@
         </w:rPr>
         <w:t xml:space="preserve">Porque o Senhor é paciente, o dia do julgamento ainda não aconteceu. Isso dá às pessoas uma oportunidade de se arrependerem e serem salvas, como Pedro explicou em </w:t>
       </w:r>
-      <w:hyperlink r:id="rId42">
-        <w:r>
-          <w:rPr>
-            <w:lang w:val="pt_PT" w:bidi="pt_PT"/>
-          </w:rPr>
-          <w:rPr>
-            <w:color w:val="0000EE"/>
-            <w:u w:val="single"/>
-          </w:rPr>
-          <w:t>3.9</w:t>
-        </w:r>
-      </w:hyperlink>
+      <w:r>
+        <w:rPr>
+          <w:lang w:val="pt_PT" w:bidi="pt_PT"/>
+        </w:rPr>
+        <w:t>3.9</w:t>
+      </w:r>
       <w:r>
         <w:rPr>
           <w:lang w:val="pt_PT" w:bidi="pt_PT"/>
@@ -55946,54 +55532,36 @@
         </w:rPr>
         <w:t xml:space="preserve"> pode se referir a: (1) os eventos relacionados ao dia do Senhor discutidos em </w:t>
       </w:r>
-      <w:hyperlink r:id="rId40">
-        <w:r>
-          <w:rPr>
-            <w:lang w:val="pt_PT" w:bidi="pt_PT"/>
-          </w:rPr>
-          <w:rPr>
-            <w:color w:val="0000EE"/>
-            <w:u w:val="single"/>
-          </w:rPr>
-          <w:t>3.10–13</w:t>
-        </w:r>
-      </w:hyperlink>
+      <w:r>
+        <w:rPr>
+          <w:lang w:val="pt_PT" w:bidi="pt_PT"/>
+        </w:rPr>
+        <w:t>3.10–13</w:t>
+      </w:r>
       <w:r>
         <w:rPr>
           <w:lang w:val="pt_PT" w:bidi="pt_PT"/>
         </w:rPr>
         <w:t xml:space="preserve"> e chamados de “estas coisas” em </w:t>
       </w:r>
-      <w:hyperlink r:id="rId43">
-        <w:r>
-          <w:rPr>
-            <w:lang w:val="pt_PT" w:bidi="pt_PT"/>
-          </w:rPr>
-          <w:rPr>
-            <w:color w:val="0000EE"/>
-            <w:u w:val="single"/>
-          </w:rPr>
-          <w:t>3.14</w:t>
-        </w:r>
-      </w:hyperlink>
+      <w:r>
+        <w:rPr>
+          <w:lang w:val="pt_PT" w:bidi="pt_PT"/>
+        </w:rPr>
+        <w:t>3.14</w:t>
+      </w:r>
       <w:r>
         <w:rPr>
           <w:lang w:val="pt_PT" w:bidi="pt_PT"/>
         </w:rPr>
         <w:t xml:space="preserve">. Tradução alternativa: “estas coisas que acontecerão no dia do Senhor”; (2) a necessidade de viver vidas piedosas e considerar que a paciência de Deus é para salvar pessoas, conforme discutido em </w:t>
       </w:r>
-      <w:hyperlink r:id="rId44">
-        <w:r>
-          <w:rPr>
-            <w:lang w:val="pt_PT" w:bidi="pt_PT"/>
-          </w:rPr>
-          <w:rPr>
-            <w:color w:val="0000EE"/>
-            <w:u w:val="single"/>
-          </w:rPr>
-          <w:t>3.14–15</w:t>
-        </w:r>
-      </w:hyperlink>
+      <w:r>
+        <w:rPr>
+          <w:lang w:val="pt_PT" w:bidi="pt_PT"/>
+        </w:rPr>
+        <w:t>3.14–15</w:t>
+      </w:r>
       <w:r>
         <w:rPr>
           <w:lang w:val="pt_PT" w:bidi="pt_PT"/>
@@ -56803,36 +56371,24 @@
         </w:rPr>
         <w:t xml:space="preserve"> refere-se àqueles para quem Pedro está escrevendo, o que pode ser estendido a todos os crentes. Se for útil em seu idioma, você pode expressar isso explicitamente. Veja como você traduziu isso em </w:t>
       </w:r>
-      <w:hyperlink r:id="rId41">
-        <w:r>
-          <w:rPr>
-            <w:lang w:val="pt_PT" w:bidi="pt_PT"/>
-          </w:rPr>
-          <w:rPr>
-            <w:color w:val="0000EE"/>
-            <w:u w:val="single"/>
-          </w:rPr>
-          <w:t>3.1</w:t>
-        </w:r>
-      </w:hyperlink>
+      <w:r>
+        <w:rPr>
+          <w:lang w:val="pt_PT" w:bidi="pt_PT"/>
+        </w:rPr>
+        <w:t>3.1</w:t>
+      </w:r>
       <w:r>
         <w:rPr>
           <w:lang w:val="pt_PT" w:bidi="pt_PT"/>
         </w:rPr>
         <w:t xml:space="preserve"> e </w:t>
       </w:r>
-      <w:hyperlink r:id="rId43">
-        <w:r>
-          <w:rPr>
-            <w:lang w:val="pt_PT" w:bidi="pt_PT"/>
-          </w:rPr>
-          <w:rPr>
-            <w:color w:val="0000EE"/>
-            <w:u w:val="single"/>
-          </w:rPr>
-          <w:t>3.14</w:t>
-        </w:r>
-      </w:hyperlink>
+      <w:r>
+        <w:rPr>
+          <w:lang w:val="pt_PT" w:bidi="pt_PT"/>
+        </w:rPr>
+        <w:t>3.14</w:t>
+      </w:r>
       <w:r>
         <w:rPr>
           <w:lang w:val="pt_PT" w:bidi="pt_PT"/>
